--- a/public/iso/PGI-04-Gestion-des-incidents.docx
+++ b/public/iso/PGI-04-Gestion-des-incidents.docx
@@ -74,6 +74,89 @@
       </w:pPr>
       <w:r>
         <w:t xml:space="preserve">Statut : projet à valider</w:t>
+      </w:r>
+    </w:p>
+    <w:p>
+      <w:pPr>
+        <w:pStyle w:val="Heading2"/>
+        <w:spacing w:after="60" w:before="160"/>
+      </w:pPr>
+      <w:r>
+        <w:t xml:space="preserve">Comment utiliser ce document</w:t>
+      </w:r>
+    </w:p>
+    <w:p>
+      <w:pPr>
+        <w:spacing w:after="120"/>
+      </w:pPr>
+      <w:r>
+        <w:t xml:space="preserve">C'est la marche à suivre quand un problème de sécurité survient (compte compromis, appareil volé, fuite).</w:t>
+      </w:r>
+    </w:p>
+    <w:p>
+      <w:pPr>
+        <w:spacing w:after="120"/>
+      </w:pPr>
+      <w:r>
+        <w:rPr>
+          <w:b/>
+          <w:bCs/>
+        </w:rPr>
+        <w:t xml:space="preserve">À faire :</w:t>
+      </w:r>
+    </w:p>
+    <w:p>
+      <w:pPr>
+        <w:pStyle w:val="ListParagraph"/>
+        <w:numPr>
+          <w:ilvl w:val="0"/>
+          <w:numId w:val="1"/>
+        </w:numPr>
+        <w:spacing w:after="60"/>
+      </w:pPr>
+      <w:r>
+        <w:t xml:space="preserve">Le faire lire à toute l'équipe pour que les bons réflexes soient connus.</w:t>
+      </w:r>
+    </w:p>
+    <w:p>
+      <w:pPr>
+        <w:pStyle w:val="ListParagraph"/>
+        <w:numPr>
+          <w:ilvl w:val="0"/>
+          <w:numId w:val="1"/>
+        </w:numPr>
+        <w:spacing w:after="60"/>
+      </w:pPr>
+      <w:r>
+        <w:t xml:space="preserve">Définir clairement le canal de signalement : qui appeler, comment.</w:t>
+      </w:r>
+    </w:p>
+    <w:p>
+      <w:pPr>
+        <w:pStyle w:val="ListParagraph"/>
+        <w:numPr>
+          <w:ilvl w:val="0"/>
+          <w:numId w:val="1"/>
+        </w:numPr>
+        <w:spacing w:after="60"/>
+      </w:pPr>
+      <w:r>
+        <w:t xml:space="preserve">Faire une fois un exercice sur table, par exemple « un PDA a été volé ».</w:t>
+      </w:r>
+    </w:p>
+    <w:p>
+      <w:pPr>
+        <w:spacing w:after="120"/>
+      </w:pPr>
+      <w:r>
+        <w:rPr>
+          <w:b/>
+          <w:bCs/>
+        </w:rPr>
+        <w:t xml:space="preserve">Prochaine étape :</w:t>
+      </w:r>
+      <w:r>
+        <w:t xml:space="preserve"> désigner qui reçoit les signalements et commencer à tenir le registre des incidents.</w:t>
       </w:r>
     </w:p>
     <w:p>

--- a/public/iso/PGI-04-Gestion-des-incidents.docx
+++ b/public/iso/PGI-04-Gestion-des-incidents.docx
@@ -8,7 +8,20 @@
         <w:spacing w:after="60" w:before="160"/>
       </w:pPr>
       <w:r>
-        <w:t xml:space="preserve">Procédure de gestion des incidents de sécurité — Police Bagage</w:t>
+        <w:t xml:space="preserve">Procédure de gestion des incidents de sécurité</w:t>
+      </w:r>
+    </w:p>
+    <w:p>
+      <w:pPr>
+        <w:pStyle w:val="ListParagraph"/>
+        <w:numPr>
+          <w:ilvl w:val="0"/>
+          <w:numId w:val="1"/>
+        </w:numPr>
+        <w:spacing w:after="60"/>
+      </w:pPr>
+      <w:r>
+        <w:t xml:space="preserve">Organisation : Police Bagage</w:t>
       </w:r>
     </w:p>
     <w:p>
@@ -377,12 +390,12 @@
       <w:tblPr>
         <w:tblW w:type="dxa" w:w="9360"/>
         <w:tblBorders>
-          <w:top w:val="single" w:color="C9D2DD" w:sz="4"/>
-          <w:left w:val="single" w:color="C9D2DD" w:sz="4"/>
-          <w:bottom w:val="single" w:color="C9D2DD" w:sz="4"/>
-          <w:right w:val="single" w:color="C9D2DD" w:sz="4"/>
-          <w:insideH w:val="single" w:color="C9D2DD" w:sz="4"/>
-          <w:insideV w:val="single" w:color="C9D2DD" w:sz="4"/>
+          <w:top w:val="single" w:color="BFBFBF" w:sz="4"/>
+          <w:left w:val="single" w:color="BFBFBF" w:sz="4"/>
+          <w:bottom w:val="single" w:color="BFBFBF" w:sz="4"/>
+          <w:right w:val="single" w:color="BFBFBF" w:sz="4"/>
+          <w:insideH w:val="single" w:color="BFBFBF" w:sz="4"/>
+          <w:insideV w:val="single" w:color="BFBFBF" w:sz="4"/>
         </w:tblBorders>
       </w:tblPr>
       <w:tblGrid>
@@ -397,7 +410,7 @@
         <w:tc>
           <w:tcPr>
             <w:tcW w:type="dxa" w:w="3120"/>
-            <w:shd w:fill="EEF2F7" w:color="auto" w:val="clear"/>
+            <w:shd w:fill="F2F2F2" w:color="auto" w:val="clear"/>
             <w:tcMar>
               <w:top w:type="dxa" w:w="40"/>
               <w:left w:type="dxa" w:w="90"/>
@@ -414,7 +427,7 @@
         <w:tc>
           <w:tcPr>
             <w:tcW w:type="dxa" w:w="3120"/>
-            <w:shd w:fill="EEF2F7" w:color="auto" w:val="clear"/>
+            <w:shd w:fill="F2F2F2" w:color="auto" w:val="clear"/>
             <w:tcMar>
               <w:top w:type="dxa" w:w="40"/>
               <w:left w:type="dxa" w:w="90"/>
@@ -431,7 +444,7 @@
         <w:tc>
           <w:tcPr>
             <w:tcW w:type="dxa" w:w="3120"/>
-            <w:shd w:fill="EEF2F7" w:color="auto" w:val="clear"/>
+            <w:shd w:fill="F2F2F2" w:color="auto" w:val="clear"/>
             <w:tcMar>
               <w:top w:type="dxa" w:w="40"/>
               <w:left w:type="dxa" w:w="90"/>
@@ -892,12 +905,12 @@
       <w:tblPr>
         <w:tblW w:type="dxa" w:w="9360"/>
         <w:tblBorders>
-          <w:top w:val="single" w:color="C9D2DD" w:sz="4"/>
-          <w:left w:val="single" w:color="C9D2DD" w:sz="4"/>
-          <w:bottom w:val="single" w:color="C9D2DD" w:sz="4"/>
-          <w:right w:val="single" w:color="C9D2DD" w:sz="4"/>
-          <w:insideH w:val="single" w:color="C9D2DD" w:sz="4"/>
-          <w:insideV w:val="single" w:color="C9D2DD" w:sz="4"/>
+          <w:top w:val="single" w:color="BFBFBF" w:sz="4"/>
+          <w:left w:val="single" w:color="BFBFBF" w:sz="4"/>
+          <w:bottom w:val="single" w:color="BFBFBF" w:sz="4"/>
+          <w:right w:val="single" w:color="BFBFBF" w:sz="4"/>
+          <w:insideH w:val="single" w:color="BFBFBF" w:sz="4"/>
+          <w:insideV w:val="single" w:color="BFBFBF" w:sz="4"/>
         </w:tblBorders>
       </w:tblPr>
       <w:tblGrid>
@@ -916,7 +929,7 @@
         <w:tc>
           <w:tcPr>
             <w:tcW w:type="dxa" w:w="1337"/>
-            <w:shd w:fill="EEF2F7" w:color="auto" w:val="clear"/>
+            <w:shd w:fill="F2F2F2" w:color="auto" w:val="clear"/>
             <w:tcMar>
               <w:top w:type="dxa" w:w="40"/>
               <w:left w:type="dxa" w:w="90"/>
@@ -933,7 +946,7 @@
         <w:tc>
           <w:tcPr>
             <w:tcW w:type="dxa" w:w="1337"/>
-            <w:shd w:fill="EEF2F7" w:color="auto" w:val="clear"/>
+            <w:shd w:fill="F2F2F2" w:color="auto" w:val="clear"/>
             <w:tcMar>
               <w:top w:type="dxa" w:w="40"/>
               <w:left w:type="dxa" w:w="90"/>
@@ -950,7 +963,7 @@
         <w:tc>
           <w:tcPr>
             <w:tcW w:type="dxa" w:w="1337"/>
-            <w:shd w:fill="EEF2F7" w:color="auto" w:val="clear"/>
+            <w:shd w:fill="F2F2F2" w:color="auto" w:val="clear"/>
             <w:tcMar>
               <w:top w:type="dxa" w:w="40"/>
               <w:left w:type="dxa" w:w="90"/>
@@ -967,7 +980,7 @@
         <w:tc>
           <w:tcPr>
             <w:tcW w:type="dxa" w:w="1337"/>
-            <w:shd w:fill="EEF2F7" w:color="auto" w:val="clear"/>
+            <w:shd w:fill="F2F2F2" w:color="auto" w:val="clear"/>
             <w:tcMar>
               <w:top w:type="dxa" w:w="40"/>
               <w:left w:type="dxa" w:w="90"/>
@@ -984,7 +997,7 @@
         <w:tc>
           <w:tcPr>
             <w:tcW w:type="dxa" w:w="1337"/>
-            <w:shd w:fill="EEF2F7" w:color="auto" w:val="clear"/>
+            <w:shd w:fill="F2F2F2" w:color="auto" w:val="clear"/>
             <w:tcMar>
               <w:top w:type="dxa" w:w="40"/>
               <w:left w:type="dxa" w:w="90"/>
@@ -1001,7 +1014,7 @@
         <w:tc>
           <w:tcPr>
             <w:tcW w:type="dxa" w:w="1337"/>
-            <w:shd w:fill="EEF2F7" w:color="auto" w:val="clear"/>
+            <w:shd w:fill="F2F2F2" w:color="auto" w:val="clear"/>
             <w:tcMar>
               <w:top w:type="dxa" w:w="40"/>
               <w:left w:type="dxa" w:w="90"/>
@@ -1018,7 +1031,7 @@
         <w:tc>
           <w:tcPr>
             <w:tcW w:type="dxa" w:w="1337"/>
-            <w:shd w:fill="EEF2F7" w:color="auto" w:val="clear"/>
+            <w:shd w:fill="F2F2F2" w:color="auto" w:val="clear"/>
             <w:tcMar>
               <w:top w:type="dxa" w:w="40"/>
               <w:left w:type="dxa" w:w="90"/>
@@ -1567,7 +1580,7 @@
     <w:rPr>
       <w:b/>
       <w:bCs/>
-      <w:color w:val="1F3A5F"/>
+      <w:color w:val="000000"/>
       <w:sz w:val="34"/>
       <w:szCs w:val="34"/>
     </w:rPr>
@@ -1580,7 +1593,7 @@
     <w:rPr>
       <w:b/>
       <w:bCs/>
-      <w:color w:val="1F3A5F"/>
+      <w:color w:val="000000"/>
       <w:sz w:val="27"/>
       <w:szCs w:val="27"/>
     </w:rPr>
@@ -1593,7 +1606,7 @@
     <w:rPr>
       <w:b/>
       <w:bCs/>
-      <w:color w:val="1F3A5F"/>
+      <w:color w:val="000000"/>
       <w:sz w:val="23"/>
       <w:szCs w:val="23"/>
     </w:rPr>
@@ -1606,7 +1619,7 @@
     <w:rPr>
       <w:b/>
       <w:bCs/>
-      <w:color w:val="1F3A5F"/>
+      <w:color w:val="000000"/>
       <w:sz w:val="23"/>
       <w:szCs w:val="23"/>
     </w:rPr>
@@ -1619,7 +1632,7 @@
     <w:rPr>
       <w:b/>
       <w:bCs/>
-      <w:color w:val="1F3A5F"/>
+      <w:color w:val="000000"/>
       <w:sz w:val="23"/>
       <w:szCs w:val="23"/>
     </w:rPr>
@@ -1632,7 +1645,7 @@
     <w:rPr>
       <w:b/>
       <w:bCs/>
-      <w:color w:val="1F3A5F"/>
+      <w:color w:val="000000"/>
       <w:sz w:val="23"/>
       <w:szCs w:val="23"/>
     </w:rPr>

--- a/public/iso/PGI-04-Gestion-des-incidents.docx
+++ b/public/iso/PGI-04-Gestion-des-incidents.docx
@@ -388,7 +388,7 @@
     </w:p>
     <w:tbl>
       <w:tblPr>
-        <w:tblW w:type="dxa" w:w="9360"/>
+        <w:tblW w:type="dxa" w:w="9972"/>
         <w:tblBorders>
           <w:top w:val="single" w:color="BFBFBF" w:sz="4"/>
           <w:left w:val="single" w:color="BFBFBF" w:sz="4"/>
@@ -399,9 +399,9 @@
         </w:tblBorders>
       </w:tblPr>
       <w:tblGrid>
-        <w:gridCol w:w="3120"/>
-        <w:gridCol w:w="3120"/>
-        <w:gridCol w:w="3120"/>
+        <w:gridCol w:w="907"/>
+        <w:gridCol w:w="5212"/>
+        <w:gridCol w:w="3853"/>
       </w:tblGrid>
       <w:tr>
         <w:trPr>
@@ -409,7 +409,7 @@
         </w:trPr>
         <w:tc>
           <w:tcPr>
-            <w:tcW w:type="dxa" w:w="3120"/>
+            <w:tcW w:type="dxa" w:w="907"/>
             <w:shd w:fill="F2F2F2" w:color="auto" w:val="clear"/>
             <w:tcMar>
               <w:top w:type="dxa" w:w="40"/>
@@ -426,7 +426,7 @@
         </w:tc>
         <w:tc>
           <w:tcPr>
-            <w:tcW w:type="dxa" w:w="3120"/>
+            <w:tcW w:type="dxa" w:w="5212"/>
             <w:shd w:fill="F2F2F2" w:color="auto" w:val="clear"/>
             <w:tcMar>
               <w:top w:type="dxa" w:w="40"/>
@@ -443,7 +443,7 @@
         </w:tc>
         <w:tc>
           <w:tcPr>
-            <w:tcW w:type="dxa" w:w="3120"/>
+            <w:tcW w:type="dxa" w:w="3853"/>
             <w:shd w:fill="F2F2F2" w:color="auto" w:val="clear"/>
             <w:tcMar>
               <w:top w:type="dxa" w:w="40"/>
@@ -462,7 +462,7 @@
       <w:tr>
         <w:tc>
           <w:tcPr>
-            <w:tcW w:type="dxa" w:w="3120"/>
+            <w:tcW w:type="dxa" w:w="907"/>
             <w:tcMar>
               <w:top w:type="dxa" w:w="40"/>
               <w:left w:type="dxa" w:w="90"/>
@@ -478,7 +478,7 @@
         </w:tc>
         <w:tc>
           <w:tcPr>
-            <w:tcW w:type="dxa" w:w="3120"/>
+            <w:tcW w:type="dxa" w:w="5212"/>
             <w:tcMar>
               <w:top w:type="dxa" w:w="40"/>
               <w:left w:type="dxa" w:w="90"/>
@@ -494,7 +494,7 @@
         </w:tc>
         <w:tc>
           <w:tcPr>
-            <w:tcW w:type="dxa" w:w="3120"/>
+            <w:tcW w:type="dxa" w:w="3853"/>
             <w:tcMar>
               <w:top w:type="dxa" w:w="40"/>
               <w:left w:type="dxa" w:w="90"/>
@@ -512,7 +512,7 @@
       <w:tr>
         <w:tc>
           <w:tcPr>
-            <w:tcW w:type="dxa" w:w="3120"/>
+            <w:tcW w:type="dxa" w:w="907"/>
             <w:tcMar>
               <w:top w:type="dxa" w:w="40"/>
               <w:left w:type="dxa" w:w="90"/>
@@ -528,7 +528,7 @@
         </w:tc>
         <w:tc>
           <w:tcPr>
-            <w:tcW w:type="dxa" w:w="3120"/>
+            <w:tcW w:type="dxa" w:w="5212"/>
             <w:tcMar>
               <w:top w:type="dxa" w:w="40"/>
               <w:left w:type="dxa" w:w="90"/>
@@ -544,7 +544,7 @@
         </w:tc>
         <w:tc>
           <w:tcPr>
-            <w:tcW w:type="dxa" w:w="3120"/>
+            <w:tcW w:type="dxa" w:w="3853"/>
             <w:tcMar>
               <w:top w:type="dxa" w:w="40"/>
               <w:left w:type="dxa" w:w="90"/>
@@ -562,7 +562,7 @@
       <w:tr>
         <w:tc>
           <w:tcPr>
-            <w:tcW w:type="dxa" w:w="3120"/>
+            <w:tcW w:type="dxa" w:w="907"/>
             <w:tcMar>
               <w:top w:type="dxa" w:w="40"/>
               <w:left w:type="dxa" w:w="90"/>
@@ -578,7 +578,7 @@
         </w:tc>
         <w:tc>
           <w:tcPr>
-            <w:tcW w:type="dxa" w:w="3120"/>
+            <w:tcW w:type="dxa" w:w="5212"/>
             <w:tcMar>
               <w:top w:type="dxa" w:w="40"/>
               <w:left w:type="dxa" w:w="90"/>
@@ -594,7 +594,7 @@
         </w:tc>
         <w:tc>
           <w:tcPr>
-            <w:tcW w:type="dxa" w:w="3120"/>
+            <w:tcW w:type="dxa" w:w="3853"/>
             <w:tcMar>
               <w:top w:type="dxa" w:w="40"/>
               <w:left w:type="dxa" w:w="90"/>
@@ -612,7 +612,7 @@
       <w:tr>
         <w:tc>
           <w:tcPr>
-            <w:tcW w:type="dxa" w:w="3120"/>
+            <w:tcW w:type="dxa" w:w="907"/>
             <w:tcMar>
               <w:top w:type="dxa" w:w="40"/>
               <w:left w:type="dxa" w:w="90"/>
@@ -628,7 +628,7 @@
         </w:tc>
         <w:tc>
           <w:tcPr>
-            <w:tcW w:type="dxa" w:w="3120"/>
+            <w:tcW w:type="dxa" w:w="5212"/>
             <w:tcMar>
               <w:top w:type="dxa" w:w="40"/>
               <w:left w:type="dxa" w:w="90"/>
@@ -644,7 +644,7 @@
         </w:tc>
         <w:tc>
           <w:tcPr>
-            <w:tcW w:type="dxa" w:w="3120"/>
+            <w:tcW w:type="dxa" w:w="3853"/>
             <w:tcMar>
               <w:top w:type="dxa" w:w="40"/>
               <w:left w:type="dxa" w:w="90"/>
@@ -903,7 +903,7 @@
     </w:p>
     <w:tbl>
       <w:tblPr>
-        <w:tblW w:type="dxa" w:w="9360"/>
+        <w:tblW w:type="dxa" w:w="9972"/>
         <w:tblBorders>
           <w:top w:val="single" w:color="BFBFBF" w:sz="4"/>
           <w:left w:val="single" w:color="BFBFBF" w:sz="4"/>
@@ -914,13 +914,13 @@
         </w:tblBorders>
       </w:tblPr>
       <w:tblGrid>
-        <w:gridCol w:w="1337"/>
-        <w:gridCol w:w="1337"/>
-        <w:gridCol w:w="1337"/>
-        <w:gridCol w:w="1337"/>
-        <w:gridCol w:w="1337"/>
-        <w:gridCol w:w="1337"/>
-        <w:gridCol w:w="1337"/>
+        <w:gridCol w:w="680"/>
+        <w:gridCol w:w="765"/>
+        <w:gridCol w:w="1329"/>
+        <w:gridCol w:w="2081"/>
+        <w:gridCol w:w="1329"/>
+        <w:gridCol w:w="1329"/>
+        <w:gridCol w:w="2459"/>
       </w:tblGrid>
       <w:tr>
         <w:trPr>
@@ -928,7 +928,7 @@
         </w:trPr>
         <w:tc>
           <w:tcPr>
-            <w:tcW w:type="dxa" w:w="1337"/>
+            <w:tcW w:type="dxa" w:w="680"/>
             <w:shd w:fill="F2F2F2" w:color="auto" w:val="clear"/>
             <w:tcMar>
               <w:top w:type="dxa" w:w="40"/>
@@ -945,7 +945,7 @@
         </w:tc>
         <w:tc>
           <w:tcPr>
-            <w:tcW w:type="dxa" w:w="1337"/>
+            <w:tcW w:type="dxa" w:w="765"/>
             <w:shd w:fill="F2F2F2" w:color="auto" w:val="clear"/>
             <w:tcMar>
               <w:top w:type="dxa" w:w="40"/>
@@ -962,7 +962,7 @@
         </w:tc>
         <w:tc>
           <w:tcPr>
-            <w:tcW w:type="dxa" w:w="1337"/>
+            <w:tcW w:type="dxa" w:w="1329"/>
             <w:shd w:fill="F2F2F2" w:color="auto" w:val="clear"/>
             <w:tcMar>
               <w:top w:type="dxa" w:w="40"/>
@@ -979,7 +979,7 @@
         </w:tc>
         <w:tc>
           <w:tcPr>
-            <w:tcW w:type="dxa" w:w="1337"/>
+            <w:tcW w:type="dxa" w:w="2081"/>
             <w:shd w:fill="F2F2F2" w:color="auto" w:val="clear"/>
             <w:tcMar>
               <w:top w:type="dxa" w:w="40"/>
@@ -996,7 +996,7 @@
         </w:tc>
         <w:tc>
           <w:tcPr>
-            <w:tcW w:type="dxa" w:w="1337"/>
+            <w:tcW w:type="dxa" w:w="1329"/>
             <w:shd w:fill="F2F2F2" w:color="auto" w:val="clear"/>
             <w:tcMar>
               <w:top w:type="dxa" w:w="40"/>
@@ -1013,7 +1013,7 @@
         </w:tc>
         <w:tc>
           <w:tcPr>
-            <w:tcW w:type="dxa" w:w="1337"/>
+            <w:tcW w:type="dxa" w:w="1329"/>
             <w:shd w:fill="F2F2F2" w:color="auto" w:val="clear"/>
             <w:tcMar>
               <w:top w:type="dxa" w:w="40"/>
@@ -1030,7 +1030,7 @@
         </w:tc>
         <w:tc>
           <w:tcPr>
-            <w:tcW w:type="dxa" w:w="1337"/>
+            <w:tcW w:type="dxa" w:w="2459"/>
             <w:shd w:fill="F2F2F2" w:color="auto" w:val="clear"/>
             <w:tcMar>
               <w:top w:type="dxa" w:w="40"/>
@@ -1049,7 +1049,7 @@
       <w:tr>
         <w:tc>
           <w:tcPr>
-            <w:tcW w:type="dxa" w:w="1337"/>
+            <w:tcW w:type="dxa" w:w="680"/>
             <w:tcMar>
               <w:top w:type="dxa" w:w="40"/>
               <w:left w:type="dxa" w:w="90"/>
@@ -1065,7 +1065,7 @@
         </w:tc>
         <w:tc>
           <w:tcPr>
-            <w:tcW w:type="dxa" w:w="1337"/>
+            <w:tcW w:type="dxa" w:w="765"/>
             <w:tcMar>
               <w:top w:type="dxa" w:w="40"/>
               <w:left w:type="dxa" w:w="90"/>
@@ -1081,7 +1081,7 @@
         </w:tc>
         <w:tc>
           <w:tcPr>
-            <w:tcW w:type="dxa" w:w="1337"/>
+            <w:tcW w:type="dxa" w:w="1329"/>
             <w:tcMar>
               <w:top w:type="dxa" w:w="40"/>
               <w:left w:type="dxa" w:w="90"/>
@@ -1097,7 +1097,7 @@
         </w:tc>
         <w:tc>
           <w:tcPr>
-            <w:tcW w:type="dxa" w:w="1337"/>
+            <w:tcW w:type="dxa" w:w="2081"/>
             <w:tcMar>
               <w:top w:type="dxa" w:w="40"/>
               <w:left w:type="dxa" w:w="90"/>
@@ -1113,7 +1113,7 @@
         </w:tc>
         <w:tc>
           <w:tcPr>
-            <w:tcW w:type="dxa" w:w="1337"/>
+            <w:tcW w:type="dxa" w:w="1329"/>
             <w:tcMar>
               <w:top w:type="dxa" w:w="40"/>
               <w:left w:type="dxa" w:w="90"/>
@@ -1129,7 +1129,7 @@
         </w:tc>
         <w:tc>
           <w:tcPr>
-            <w:tcW w:type="dxa" w:w="1337"/>
+            <w:tcW w:type="dxa" w:w="1329"/>
             <w:tcMar>
               <w:top w:type="dxa" w:w="40"/>
               <w:left w:type="dxa" w:w="90"/>
@@ -1145,7 +1145,7 @@
         </w:tc>
         <w:tc>
           <w:tcPr>
-            <w:tcW w:type="dxa" w:w="1337"/>
+            <w:tcW w:type="dxa" w:w="2459"/>
             <w:tcMar>
               <w:top w:type="dxa" w:w="40"/>
               <w:left w:type="dxa" w:w="90"/>

--- a/public/iso/PGI-04-Gestion-des-incidents.docx
+++ b/public/iso/PGI-04-Gestion-des-incidents.docx
@@ -21,7 +21,20 @@
         <w:spacing w:after="60"/>
       </w:pPr>
       <w:r>
-        <w:t xml:space="preserve">Organisation : Police Bagage</w:t>
+        <w:t xml:space="preserve">Organisation : African Transport Systems (ATS Handling)</w:t>
+      </w:r>
+    </w:p>
+    <w:p>
+      <w:pPr>
+        <w:pStyle w:val="ListParagraph"/>
+        <w:numPr>
+          <w:ilvl w:val="0"/>
+          <w:numId w:val="1"/>
+        </w:numPr>
+        <w:spacing w:after="60"/>
+      </w:pPr>
+      <w:r>
+        <w:t xml:space="preserve">Périmètre : systèmes d'information numériques d'ATS, dont Police Bagage (voir PC-00)</w:t>
       </w:r>
     </w:p>
     <w:p>

--- a/public/iso/PGI-04-Gestion-des-incidents.docx
+++ b/public/iso/PGI-04-Gestion-des-incidents.docx
@@ -68,7 +68,7 @@
     </w:p>
     <w:p>
       <w:pPr>
-        <w:spacing w:after="60"/>
+        <w:spacing w:after="0"/>
         <w:jc w:val="center"/>
       </w:pPr>
       <w:r>
@@ -80,6 +80,22 @@
           <w:szCs w:val="18"/>
         </w:rPr>
         <w:t xml:space="preserve">Tél. : +243 819 929 881   /   E-mail : contact@ats-handling-rdc.com   /   www.ats-handling-rdc.com</w:t>
+      </w:r>
+    </w:p>
+    <w:p>
+      <w:pPr>
+        <w:spacing w:after="60"/>
+        <w:jc w:val="center"/>
+      </w:pPr>
+      <w:r>
+        <w:rPr>
+          <w:b w:val="false"/>
+          <w:bCs w:val="false"/>
+          <w:color w:val="404040"/>
+          <w:sz w:val="18"/>
+          <w:szCs w:val="18"/>
+        </w:rPr>
+        <w:t xml:space="preserve">RCCM : N° CD/KIN/RCCM/14-B-6513   /   Id. Nat. : 01-H4901-N39529 E   /   N° Impôt : A0801049A</w:t>
       </w:r>
     </w:p>
     <w:p>

--- a/public/iso/PGI-04-Gestion-des-incidents.docx
+++ b/public/iso/PGI-04-Gestion-des-incidents.docx
@@ -144,7 +144,7 @@
               <w:jc w:val="left"/>
             </w:pPr>
             <w:r>
-              <w:t xml:space="preserve">N/Réf. : ATS/SSI/PGI-04/2026</w:t>
+              <w:t xml:space="preserve">N/Réf. : ATS/CSI/PGI-04/2026</w:t>
             </w:r>
           </w:p>
         </w:tc>
@@ -231,6 +231,63 @@
           </w:p>
         </w:tc>
       </w:tr>
+      <w:tr>
+        <w:tc>
+          <w:tcPr>
+            <w:tcW w:type="dxa" w:w="4990"/>
+            <w:tcBorders>
+              <w:top w:val="none" w:color="auto" w:sz="0"/>
+              <w:left w:val="none" w:color="auto" w:sz="0"/>
+              <w:bottom w:val="none" w:color="auto" w:sz="0"/>
+              <w:right w:val="none" w:color="auto" w:sz="0"/>
+            </w:tcBorders>
+            <w:tcMar>
+              <w:top w:type="dxa" w:w="20"/>
+              <w:left w:type="dxa" w:w="0"/>
+              <w:bottom w:type="dxa" w:w="20"/>
+              <w:right w:type="dxa" w:w="0"/>
+            </w:tcMar>
+          </w:tcPr>
+          <w:p>
+            <w:pPr>
+              <w:jc w:val="left"/>
+            </w:pPr>
+            <w:r>
+              <w:rPr>
+                <w:color w:val="404040"/>
+                <w:sz w:val="20"/>
+                <w:szCs w:val="20"/>
+              </w:rPr>
+              <w:t xml:space="preserve">Rédigé par : Martin Bitha, Centre des Solutions Informatiques</w:t>
+            </w:r>
+          </w:p>
+        </w:tc>
+        <w:tc>
+          <w:tcPr>
+            <w:tcW w:type="dxa" w:w="4082"/>
+            <w:tcBorders>
+              <w:top w:val="none" w:color="auto" w:sz="0"/>
+              <w:left w:val="none" w:color="auto" w:sz="0"/>
+              <w:bottom w:val="none" w:color="auto" w:sz="0"/>
+              <w:right w:val="none" w:color="auto" w:sz="0"/>
+            </w:tcBorders>
+            <w:tcMar>
+              <w:top w:type="dxa" w:w="20"/>
+              <w:left w:type="dxa" w:w="0"/>
+              <w:bottom w:type="dxa" w:w="20"/>
+              <w:right w:type="dxa" w:w="0"/>
+            </w:tcMar>
+          </w:tcPr>
+          <w:p>
+            <w:pPr>
+              <w:jc w:val="right"/>
+            </w:pPr>
+            <w:r>
+              <w:t xml:space="preserve"/>
+            </w:r>
+          </w:p>
+        </w:tc>
+      </w:tr>
     </w:tbl>
     <w:p>
       <w:pPr>
@@ -477,6 +534,48 @@
       </w:pPr>
       <w:r>
         <w:t xml:space="preserve">Vulnérabilité critique exploitée sur une application.</w:t>
+      </w:r>
+    </w:p>
+    <w:p>
+      <w:pPr>
+        <w:pStyle w:val="ListParagraph"/>
+        <w:numPr>
+          <w:ilvl w:val="0"/>
+          <w:numId w:val="1"/>
+        </w:numPr>
+        <w:spacing w:after="80"/>
+        <w:jc w:val="both"/>
+      </w:pPr>
+      <w:r>
+        <w:t xml:space="preserve">Coupure de la connectivité d'une escale pendant un enregistrement.</w:t>
+      </w:r>
+    </w:p>
+    <w:p>
+      <w:pPr>
+        <w:pStyle w:val="ListParagraph"/>
+        <w:numPr>
+          <w:ilvl w:val="0"/>
+          <w:numId w:val="1"/>
+        </w:numPr>
+        <w:spacing w:after="80"/>
+        <w:jc w:val="both"/>
+      </w:pPr>
+      <w:r>
+        <w:t xml:space="preserve">Poste d'enregistrement d'une compagnie compromis ou indisponible avant un vol.</w:t>
+      </w:r>
+    </w:p>
+    <w:p>
+      <w:pPr>
+        <w:pStyle w:val="ListParagraph"/>
+        <w:numPr>
+          <w:ilvl w:val="0"/>
+          <w:numId w:val="1"/>
+        </w:numPr>
+        <w:spacing w:after="80"/>
+        <w:jc w:val="both"/>
+      </w:pPr>
+      <w:r>
+        <w:t xml:space="preserve">Matériel d'une compagnie perdu, volé ou dégradé sous garde du CSI.</w:t>
       </w:r>
     </w:p>
     <w:p>
@@ -1130,6 +1229,73 @@
       </w:r>
       <w:r>
         <w:t xml:space="preserve">.</w:t>
+      </w:r>
+    </w:p>
+    <w:p>
+      <w:pPr>
+        <w:pStyle w:val="ListParagraph"/>
+        <w:numPr>
+          <w:ilvl w:val="0"/>
+          <w:numId w:val="1"/>
+        </w:numPr>
+        <w:spacing w:after="80"/>
+        <w:jc w:val="both"/>
+      </w:pPr>
+      <w:r>
+        <w:rPr>
+          <w:b/>
+          <w:bCs/>
+        </w:rPr>
+        <w:t xml:space="preserve">Coupure Starlink pendant un vol :</w:t>
+      </w:r>
+      <w:r>
+        <w:t xml:space="preserve"> basculer sur la liaison de secours si elle
+existe, appliquer la procédure dégradée convenue avec la compagnie, prévenir la
+compagnie et le Responsable Informatique, consigner l'heure et la durée.</w:t>
+      </w:r>
+    </w:p>
+    <w:p>
+      <w:pPr>
+        <w:pStyle w:val="ListParagraph"/>
+        <w:numPr>
+          <w:ilvl w:val="0"/>
+          <w:numId w:val="1"/>
+        </w:numPr>
+        <w:spacing w:after="80"/>
+        <w:jc w:val="both"/>
+      </w:pPr>
+      <w:r>
+        <w:rPr>
+          <w:b/>
+          <w:bCs/>
+        </w:rPr>
+        <w:t xml:space="preserve">Poste de compagnie compromis :</w:t>
+      </w:r>
+      <w:r>
+        <w:t xml:space="preserve"> isoler le poste du réseau, prévenir la compagnie,
+le réinstaller depuis une image saine avant remise en service, consigner.</w:t>
+      </w:r>
+    </w:p>
+    <w:p>
+      <w:pPr>
+        <w:pStyle w:val="ListParagraph"/>
+        <w:numPr>
+          <w:ilvl w:val="0"/>
+          <w:numId w:val="1"/>
+        </w:numPr>
+        <w:spacing w:after="80"/>
+        <w:jc w:val="both"/>
+      </w:pPr>
+      <w:r>
+        <w:rPr>
+          <w:b/>
+          <w:bCs/>
+        </w:rPr>
+        <w:t xml:space="preserve">Matériel de compagnie perdu ou volé :</w:t>
+      </w:r>
+      <w:r>
+        <w:t xml:space="preserve"> prévenir la compagnie et la Direction,
+déclarer auprès de l'exploitant aéroportuaire, révoquer les accès éventuels, consigner.</w:t>
       </w:r>
     </w:p>
     <w:p>
@@ -1596,7 +1762,7 @@
               <w:jc w:val="center"/>
             </w:pPr>
             <w:r>
-              <w:t xml:space="preserve">Le Responsable de la Sécurité de l'Information</w:t>
+              <w:t xml:space="preserve">Le Responsable Informatique</w:t>
             </w:r>
           </w:p>
           <w:p>
@@ -1608,7 +1774,7 @@
                 <w:b/>
                 <w:bCs/>
               </w:rPr>
-              <w:t xml:space="preserve">Martin Bitha</w:t>
+              <w:t xml:space="preserve">Aristarque Kasonga</w:t>
             </w:r>
           </w:p>
         </w:tc>

--- a/public/iso/PGI-04-Gestion-des-incidents.docx
+++ b/public/iso/PGI-04-Gestion-des-incidents.docx
@@ -1758,7 +1758,16 @@
           </w:tcPr>
           <w:p>
             <w:pPr>
-              <w:spacing w:after="720"/>
+              <w:spacing w:after="40"/>
+              <w:jc w:val="center"/>
+            </w:pPr>
+            <w:r>
+              <w:t xml:space="preserve"/>
+            </w:r>
+          </w:p>
+          <w:p>
+            <w:pPr>
+              <w:spacing w:after="60"/>
               <w:jc w:val="center"/>
             </w:pPr>
             <w:r>
@@ -1805,7 +1814,7 @@
           </w:p>
           <w:p>
             <w:pPr>
-              <w:spacing w:after="720"/>
+              <w:spacing w:after="60"/>
               <w:jc w:val="center"/>
             </w:pPr>
             <w:r>

--- a/public/iso/PGI-04-Gestion-des-incidents.docx
+++ b/public/iso/PGI-04-Gestion-des-incidents.docx
@@ -258,7 +258,7 @@
                 <w:sz w:val="20"/>
                 <w:szCs w:val="20"/>
               </w:rPr>
-              <w:t xml:space="preserve">Rédigé par : Martin Bitha, Centre des Solutions Informatiques</w:t>
+              <w:t xml:space="preserve">Rédigé par : Martin Bitha, Développeur Full Stack</w:t>
             </w:r>
           </w:p>
         </w:tc>
